--- a/2 семестр/РОССИЯ/ЛР 3/ППиМИИ ЛР 3.docx
+++ b/2 семестр/РОССИЯ/ЛР 3/ППиМИИ ЛР 3.docx
@@ -223,6 +223,18 @@
         <w:ind w:firstLine="0"/>
         <w:jc w:val="center"/>
       </w:pPr>
+      <w:r>
+        <w:t>по дисциплине</w:t>
+      </w:r>
+    </w:p>
+    <w:p>
+      <w:pPr>
+        <w:ind w:firstLine="0"/>
+        <w:jc w:val="center"/>
+      </w:pPr>
+      <w:r>
+        <w:t>«Парадигмы программирования и методы искусственного интеллекта»</w:t>
+      </w:r>
     </w:p>
     <w:p>
       <w:pPr>
@@ -314,22 +326,7 @@
         <w:autoSpaceDN w:val="0"/>
         <w:adjustRightInd w:val="0"/>
         <w:spacing w:line="240" w:lineRule="auto"/>
-        <w:rPr>
-          <w:rFonts w:cs="Times New Roman"/>
-          <w:bCs/>
-          <w:szCs w:val="28"/>
-        </w:rPr>
-      </w:pPr>
-    </w:p>
-    <w:p>
-      <w:pPr>
-        <w:tabs>
-          <w:tab w:val="left" w:pos="-851"/>
-        </w:tabs>
-        <w:autoSpaceDE w:val="0"/>
-        <w:autoSpaceDN w:val="0"/>
-        <w:adjustRightInd w:val="0"/>
-        <w:spacing w:line="240" w:lineRule="auto"/>
+        <w:ind w:firstLine="0"/>
         <w:rPr>
           <w:rFonts w:cs="Times New Roman"/>
           <w:bCs/>
@@ -461,7 +458,7 @@
         </w:numPr>
       </w:pPr>
       <w:r>
-        <w:t>ЗАДАНИЕ</w:t>
+        <w:t>ПОСТАНОВКА ЗАДАЧИ</w:t>
       </w:r>
     </w:p>
     <w:p>
@@ -484,10 +481,7 @@
         <w:ind w:hanging="578"/>
       </w:pPr>
       <w:r>
-        <w:t>Изучить основные средства языка JavaScript для разработки программ с использованием объектно-ориентированного подхода</w:t>
-      </w:r>
-      <w:r>
-        <w:t>;</w:t>
+        <w:t>Изучить основные средства языка JavaScript для разработки программ с использованием объектно-ориентированного подхода;</w:t>
       </w:r>
     </w:p>
     <w:p>
@@ -500,10 +494,7 @@
         <w:ind w:hanging="578"/>
       </w:pPr>
       <w:r>
-        <w:t>Выполнить две задачи на языке JavaScript согласно своему варианту</w:t>
-      </w:r>
-      <w:r>
-        <w:t>;</w:t>
+        <w:t>Выполнить две задачи на языке JavaScript согласно своему варианту;</w:t>
       </w:r>
     </w:p>
     <w:p>
@@ -560,10 +551,7 @@
         <w:t>отличия объектного подхода от</w:t>
       </w:r>
       <w:r>
-        <w:t xml:space="preserve"> разработки программ с использованием декларативных и императивных парадигм</w:t>
-      </w:r>
-      <w:r>
-        <w:t>;</w:t>
+        <w:t xml:space="preserve"> разработки программ с использованием декларативных и императивных парадигм;</w:t>
       </w:r>
     </w:p>
     <w:p>
@@ -582,10 +570,7 @@
         <w:t>ё</w:t>
       </w:r>
       <w:r>
-        <w:t>т по проделанной работе</w:t>
-      </w:r>
-      <w:r>
-        <w:t>;</w:t>
+        <w:t>т по проделанной работе;</w:t>
       </w:r>
     </w:p>
     <w:p/>
@@ -642,20 +627,8 @@
       </w:r>
     </w:p>
     <w:p/>
-    <w:p>
-      <w:pPr>
-        <w:rPr>
-          <w:lang w:val="en-US"/>
-        </w:rPr>
-      </w:pPr>
-    </w:p>
-    <w:p>
-      <w:pPr>
-        <w:rPr>
-          <w:lang w:val="en-US"/>
-        </w:rPr>
-      </w:pPr>
-    </w:p>
+    <w:p/>
+    <w:p/>
     <w:p>
       <w:pPr>
         <w:pStyle w:val="1"/>
@@ -666,17 +639,10 @@
       </w:pPr>
       <w:r>
         <w:lastRenderedPageBreak/>
-        <w:t>ХОД РАБОТЫ</w:t>
-      </w:r>
-    </w:p>
-    <w:p>
-      <w:pPr>
-        <w:ind w:firstLine="0"/>
-        <w:rPr>
-          <w:lang w:val="en-US"/>
-        </w:rPr>
-      </w:pPr>
-    </w:p>
+        <w:t>РЕЗУЛЬТАТЫ ВЫПОЛНЕНИЯ РАБОТЫ</w:t>
+      </w:r>
+    </w:p>
+    <w:p/>
     <w:p>
       <w:r>
         <w:t xml:space="preserve">Перед началом работы были рассмотрены основные понятия </w:t>
@@ -1333,6 +1299,7 @@
       <w:r>
         <w:t xml:space="preserve">в параметре класса </w:t>
       </w:r>
+      <w:proofErr w:type="spellStart"/>
       <w:r>
         <w:rPr>
           <w:rFonts w:ascii="Courier New" w:hAnsi="Courier New" w:cs="Courier New"/>
@@ -1340,6 +1307,7 @@
         </w:rPr>
         <w:t>NumberMatrix</w:t>
       </w:r>
+      <w:proofErr w:type="spellEnd"/>
       <w:r>
         <w:rPr>
           <w:rFonts w:cs="Times New Roman"/>
@@ -1354,11 +1322,19 @@
       <w:r>
         <w:t xml:space="preserve">Метод </w:t>
       </w:r>
+      <w:proofErr w:type="spellStart"/>
       <w:r>
         <w:rPr>
           <w:rFonts w:ascii="Courier New" w:hAnsi="Courier New" w:cs="Courier New"/>
         </w:rPr>
-        <w:t>getPositive()</w:t>
+        <w:t>getPositive</w:t>
+      </w:r>
+      <w:proofErr w:type="spellEnd"/>
+      <w:r>
+        <w:rPr>
+          <w:rFonts w:ascii="Courier New" w:hAnsi="Courier New" w:cs="Courier New"/>
+        </w:rPr>
+        <w:t>()</w:t>
       </w:r>
       <w:r>
         <w:t xml:space="preserve"> использует функциональный код из предыдущей работы чтобы выбрать из матрицы все строки, в которых не содержатся отрицательные значения.</w:t>
@@ -1394,12 +1370,14 @@
       <w:r>
         <w:t xml:space="preserve"> </w:t>
       </w:r>
+      <w:proofErr w:type="spellStart"/>
       <w:r>
         <w:rPr>
           <w:lang w:val="en-US"/>
         </w:rPr>
         <w:t>NumberMatrix</w:t>
       </w:r>
+      <w:proofErr w:type="spellEnd"/>
       <w:r>
         <w:t xml:space="preserve"> {</w:t>
       </w:r>
@@ -1440,7 +1418,21 @@
         <w:rPr>
           <w:lang w:val="en-US"/>
         </w:rPr>
-        <w:t xml:space="preserve">        this.matrix = values;</w:t>
+        <w:t xml:space="preserve">        </w:t>
+      </w:r>
+      <w:proofErr w:type="spellStart"/>
+      <w:r>
+        <w:rPr>
+          <w:lang w:val="en-US"/>
+        </w:rPr>
+        <w:t>this.matrix</w:t>
+      </w:r>
+      <w:proofErr w:type="spellEnd"/>
+      <w:r>
+        <w:rPr>
+          <w:lang w:val="en-US"/>
+        </w:rPr>
+        <w:t xml:space="preserve"> = values;</w:t>
       </w:r>
     </w:p>
     <w:p>
@@ -1479,6 +1471,7 @@
         <w:t xml:space="preserve">    </w:t>
       </w:r>
       <w:bookmarkStart w:id="0" w:name="_Hlk221833037"/>
+      <w:proofErr w:type="spellStart"/>
       <w:r>
         <w:rPr>
           <w:b/>
@@ -1487,6 +1480,7 @@
         </w:rPr>
         <w:t>getPositive</w:t>
       </w:r>
+      <w:proofErr w:type="spellEnd"/>
       <w:r>
         <w:rPr>
           <w:lang w:val="en-US"/>
@@ -1512,7 +1506,35 @@
         <w:rPr>
           <w:lang w:val="en-US"/>
         </w:rPr>
-        <w:t xml:space="preserve">        return this.matrix.filter(row =&gt; !row.some(x =&gt; x &lt; 0))</w:t>
+        <w:t xml:space="preserve">        return </w:t>
+      </w:r>
+      <w:proofErr w:type="spellStart"/>
+      <w:r>
+        <w:rPr>
+          <w:lang w:val="en-US"/>
+        </w:rPr>
+        <w:t>this.matrix.filter</w:t>
+      </w:r>
+      <w:proofErr w:type="spellEnd"/>
+      <w:r>
+        <w:rPr>
+          <w:lang w:val="en-US"/>
+        </w:rPr>
+        <w:t>(row =&gt; !</w:t>
+      </w:r>
+      <w:proofErr w:type="spellStart"/>
+      <w:r>
+        <w:rPr>
+          <w:lang w:val="en-US"/>
+        </w:rPr>
+        <w:t>row.some</w:t>
+      </w:r>
+      <w:proofErr w:type="spellEnd"/>
+      <w:r>
+        <w:rPr>
+          <w:lang w:val="en-US"/>
+        </w:rPr>
+        <w:t>(x =&gt; x &lt; 0))</w:t>
       </w:r>
     </w:p>
     <w:p>
@@ -1576,7 +1598,21 @@
         <w:rPr>
           <w:lang w:val="en-US"/>
         </w:rPr>
-        <w:t xml:space="preserve"> NumberMatrix([</w:t>
+        <w:t xml:space="preserve"> </w:t>
+      </w:r>
+      <w:proofErr w:type="spellStart"/>
+      <w:r>
+        <w:rPr>
+          <w:lang w:val="en-US"/>
+        </w:rPr>
+        <w:t>NumberMatrix</w:t>
+      </w:r>
+      <w:proofErr w:type="spellEnd"/>
+      <w:r>
+        <w:rPr>
+          <w:lang w:val="en-US"/>
+        </w:rPr>
+        <w:t>([</w:t>
       </w:r>
     </w:p>
     <w:p>
@@ -1668,43 +1704,138 @@
         <w:rPr>
           <w:lang w:val="en-US"/>
         </w:rPr>
-        <w:t>console.log("Матрица без строк с отрицательными элементами: ");</w:t>
+        <w:t>console.log("</w:t>
+      </w:r>
+      <w:proofErr w:type="spellStart"/>
+      <w:r>
+        <w:rPr>
+          <w:lang w:val="en-US"/>
+        </w:rPr>
+        <w:t>Матрица</w:t>
+      </w:r>
+      <w:proofErr w:type="spellEnd"/>
+      <w:r>
+        <w:rPr>
+          <w:lang w:val="en-US"/>
+        </w:rPr>
+        <w:t xml:space="preserve"> </w:t>
+      </w:r>
+      <w:proofErr w:type="spellStart"/>
+      <w:r>
+        <w:rPr>
+          <w:lang w:val="en-US"/>
+        </w:rPr>
+        <w:t>без</w:t>
+      </w:r>
+      <w:proofErr w:type="spellEnd"/>
+      <w:r>
+        <w:rPr>
+          <w:lang w:val="en-US"/>
+        </w:rPr>
+        <w:t xml:space="preserve"> </w:t>
+      </w:r>
+      <w:proofErr w:type="spellStart"/>
+      <w:r>
+        <w:rPr>
+          <w:lang w:val="en-US"/>
+        </w:rPr>
+        <w:t>строк</w:t>
+      </w:r>
+      <w:proofErr w:type="spellEnd"/>
+      <w:r>
+        <w:rPr>
+          <w:lang w:val="en-US"/>
+        </w:rPr>
+        <w:t xml:space="preserve"> с </w:t>
+      </w:r>
+      <w:proofErr w:type="spellStart"/>
+      <w:r>
+        <w:rPr>
+          <w:lang w:val="en-US"/>
+        </w:rPr>
+        <w:t>отрицательными</w:t>
+      </w:r>
+      <w:proofErr w:type="spellEnd"/>
+      <w:r>
+        <w:rPr>
+          <w:lang w:val="en-US"/>
+        </w:rPr>
+        <w:t xml:space="preserve"> </w:t>
+      </w:r>
+      <w:proofErr w:type="spellStart"/>
+      <w:r>
+        <w:rPr>
+          <w:lang w:val="en-US"/>
+        </w:rPr>
+        <w:t>элементами</w:t>
+      </w:r>
+      <w:proofErr w:type="spellEnd"/>
+      <w:r>
+        <w:rPr>
+          <w:lang w:val="en-US"/>
+        </w:rPr>
+        <w:t>: ");</w:t>
       </w:r>
     </w:p>
     <w:p>
       <w:pPr>
         <w:pStyle w:val="af"/>
-        <w:rPr>
-          <w:lang w:val="en-US"/>
-        </w:rPr>
-      </w:pPr>
-      <w:r>
-        <w:rPr>
-          <w:lang w:val="en-US"/>
-        </w:rPr>
-        <w:t>console.log(matrix</w:t>
+      </w:pPr>
+      <w:r>
+        <w:rPr>
+          <w:lang w:val="en-US"/>
+        </w:rPr>
+        <w:t>console</w:t>
+      </w:r>
+      <w:r>
+        <w:t>.</w:t>
+      </w:r>
+      <w:r>
+        <w:rPr>
+          <w:lang w:val="en-US"/>
+        </w:rPr>
+        <w:t>log</w:t>
+      </w:r>
+      <w:r>
+        <w:t>(</w:t>
+      </w:r>
+      <w:r>
+        <w:rPr>
+          <w:lang w:val="en-US"/>
+        </w:rPr>
+        <w:t>matrix</w:t>
       </w:r>
       <w:r>
         <w:rPr>
           <w:b/>
           <w:bCs/>
-          <w:lang w:val="en-US"/>
-        </w:rPr>
-        <w:t>.getPositive()</w:t>
-      </w:r>
-      <w:r>
-        <w:rPr>
-          <w:lang w:val="en-US"/>
-        </w:rPr>
+        </w:rPr>
+        <w:t>.</w:t>
+      </w:r>
+      <w:proofErr w:type="spellStart"/>
+      <w:r>
+        <w:rPr>
+          <w:b/>
+          <w:bCs/>
+          <w:lang w:val="en-US"/>
+        </w:rPr>
+        <w:t>getPositive</w:t>
+      </w:r>
+      <w:proofErr w:type="spellEnd"/>
+      <w:r>
+        <w:rPr>
+          <w:b/>
+          <w:bCs/>
+        </w:rPr>
+        <w:t>()</w:t>
+      </w:r>
+      <w:r>
         <w:t>);</w:t>
       </w:r>
     </w:p>
     <w:p>
       <w:pPr>
         <w:ind w:firstLine="0"/>
-        <w:rPr>
-          <w:lang w:val="en-US"/>
-        </w:rPr>
       </w:pPr>
     </w:p>
     <w:p>
@@ -1880,7 +2011,19 @@
         <w:t xml:space="preserve">Поскольку предложенные задания </w:t>
       </w:r>
       <w:r>
-        <w:t>не раскрывают всех возможностей ООП, наглядно показать преимущества данного подхода перед обычным структурным программированием не удалось. Однако представление данных в виде объектов иерархии классов является мощным инструментом для формализованного представления данных и организации их взаимодействия за счёт богатого инструментария (опции, структуры, паттерны и др.).</w:t>
+        <w:t>не раскрывают всех возможностей ООП, наглядно показать преимущества данного подхода перед обычным структурным программированием не удалось. Однако представление данных в виде иерархии классов является мощным инструментом для формализ</w:t>
+      </w:r>
+      <w:r>
+        <w:t xml:space="preserve">ации задачи </w:t>
+      </w:r>
+      <w:r>
+        <w:t xml:space="preserve">и организации </w:t>
+      </w:r>
+      <w:r>
+        <w:t>её выполнения</w:t>
+      </w:r>
+      <w:r>
+        <w:t xml:space="preserve"> за счёт богатого инструментария (опции, структуры, паттерны и др.).</w:t>
       </w:r>
     </w:p>
     <w:sectPr>
